--- a/docs/Documento_de_Visão____Mente_Fria_.docx
+++ b/docs/Documento_de_Visão____Mente_Fria_.docx
@@ -297,6 +297,29 @@
           <w:sz w:val="19"/>
         </w:rPr>
         <w:t>27/08/2026</w:t>
+      </w:r>
+    </w:p>
+    <w:p>
+      <w:pPr>
+        <w:spacing w:before="190"/>
+        <w:ind w:left="203" w:right="0" w:firstLine="0"/>
+        <w:jc w:val="left"/>
+        <w:rPr>
+          <w:sz w:val="19"/>
+        </w:rPr>
+      </w:pPr>
+      <w:r>
+        <w:rPr>
+          <w:b/>
+          <w:sz w:val="19"/>
+        </w:rPr>
+        <w:t xml:space="preserve">Atualização:</w:t>
+      </w:r>
+      <w:r>
+        <w:rPr>
+          <w:sz w:val="19"/>
+        </w:rPr>
+        <w:t xml:space="preserve"> 27/10/2026, conforme o Adendo nº 1 ao Termo de Aceite (objetivo de lucro estimado e reposição com orçamento).</w:t>
       </w:r>
     </w:p>
     <w:p>
@@ -1321,144 +1344,7 @@
         <w:ind w:left="203" w:right="126"/>
       </w:pPr>
       <w:r>
-        <w:rPr/>
-        <w:t>O sistema centralizará informações sobre estoque, ingredientes, produtos e preços, analisando automaticamente quais produtos devem ser priorizados para gerar a maior receita possível com os recursos</w:t>
-      </w:r>
-      <w:r>
-        <w:rPr>
-          <w:spacing w:val="-1"/>
-        </w:rPr>
-        <w:t> </w:t>
-      </w:r>
-      <w:r>
-        <w:rPr/>
-        <w:t>disponíveis.</w:t>
-      </w:r>
-      <w:r>
-        <w:rPr>
-          <w:spacing w:val="-5"/>
-        </w:rPr>
-        <w:t> </w:t>
-      </w:r>
-      <w:r>
-        <w:rPr/>
-        <w:t>A</w:t>
-      </w:r>
-      <w:r>
-        <w:rPr>
-          <w:spacing w:val="-2"/>
-        </w:rPr>
-        <w:t> </w:t>
-      </w:r>
-      <w:r>
-        <w:rPr/>
-        <w:t>solução</w:t>
-      </w:r>
-      <w:r>
-        <w:rPr>
-          <w:spacing w:val="-3"/>
-        </w:rPr>
-        <w:t> </w:t>
-      </w:r>
-      <w:r>
-        <w:rPr/>
-        <w:t>também</w:t>
-      </w:r>
-      <w:r>
-        <w:rPr>
-          <w:spacing w:val="-2"/>
-        </w:rPr>
-        <w:t> </w:t>
-      </w:r>
-      <w:r>
-        <w:rPr/>
-        <w:t>auxiliará</w:t>
-      </w:r>
-      <w:r>
-        <w:rPr>
-          <w:spacing w:val="-3"/>
-        </w:rPr>
-        <w:t> </w:t>
-      </w:r>
-      <w:r>
-        <w:rPr/>
-        <w:t>no</w:t>
-      </w:r>
-      <w:r>
-        <w:rPr>
-          <w:spacing w:val="-3"/>
-        </w:rPr>
-        <w:t> </w:t>
-      </w:r>
-      <w:r>
-        <w:rPr/>
-        <w:t>planejamento</w:t>
-      </w:r>
-      <w:r>
-        <w:rPr>
-          <w:spacing w:val="-2"/>
-        </w:rPr>
-        <w:t> </w:t>
-      </w:r>
-      <w:r>
-        <w:rPr/>
-        <w:t>da</w:t>
-      </w:r>
-      <w:r>
-        <w:rPr>
-          <w:spacing w:val="-3"/>
-        </w:rPr>
-        <w:t> </w:t>
-      </w:r>
-      <w:r>
-        <w:rPr/>
-        <w:t>reposição</w:t>
-      </w:r>
-      <w:r>
-        <w:rPr>
-          <w:spacing w:val="-3"/>
-        </w:rPr>
-        <w:t> </w:t>
-      </w:r>
-      <w:r>
-        <w:rPr/>
-        <w:t>do</w:t>
-      </w:r>
-      <w:r>
-        <w:rPr>
-          <w:spacing w:val="-3"/>
-        </w:rPr>
-        <w:t> </w:t>
-      </w:r>
-      <w:r>
-        <w:rPr/>
-        <w:t>estoque,</w:t>
-      </w:r>
-      <w:r>
-        <w:rPr>
-          <w:spacing w:val="-3"/>
-        </w:rPr>
-        <w:t> </w:t>
-      </w:r>
-      <w:r>
-        <w:rPr/>
-        <w:t>indicando</w:t>
-      </w:r>
-      <w:r>
-        <w:rPr>
-          <w:spacing w:val="-2"/>
-        </w:rPr>
-        <w:t> </w:t>
-      </w:r>
-      <w:r>
-        <w:rPr/>
-        <w:t>as quantidades necessárias de ingredientes e permitindo o acompanhamento das datas de vencimento dos </w:t>
-      </w:r>
-      <w:r>
-        <w:rPr>
-          <w:spacing w:val="-2"/>
-        </w:rPr>
-        <w:t>produtos.</w:t>
+        <w:t xml:space="preserve">O sistema centralizará informações sobre estoque, ingredientes, produtos e preços, analisando automaticamente quais produtos devem ser priorizados para gerar o maior lucro estimado possível com os recursos disponíveis. A solução também auxiliará no planejamento da reposição do estoque, indicando as quantidades necessárias de ingredientes e permitindo o acompanhamento das datas de vencimento dos produtos.</w:t>
       </w:r>
     </w:p>
     <w:p>
@@ -1962,150 +1848,7 @@
         <w:rPr>
           <w:sz w:val="19"/>
         </w:rPr>
-        <w:t>Calcular</w:t>
-      </w:r>
-      <w:r>
-        <w:rPr>
-          <w:spacing w:val="-6"/>
-          <w:sz w:val="19"/>
-        </w:rPr>
-        <w:t> </w:t>
-      </w:r>
-      <w:r>
-        <w:rPr>
-          <w:sz w:val="19"/>
-        </w:rPr>
-        <w:t>automaticamente</w:t>
-      </w:r>
-      <w:r>
-        <w:rPr>
-          <w:spacing w:val="-6"/>
-          <w:sz w:val="19"/>
-        </w:rPr>
-        <w:t> </w:t>
-      </w:r>
-      <w:r>
-        <w:rPr>
-          <w:sz w:val="19"/>
-        </w:rPr>
-        <w:t>a</w:t>
-      </w:r>
-      <w:r>
-        <w:rPr>
-          <w:spacing w:val="-8"/>
-          <w:sz w:val="19"/>
-        </w:rPr>
-        <w:t> </w:t>
-      </w:r>
-      <w:r>
-        <w:rPr>
-          <w:sz w:val="19"/>
-        </w:rPr>
-        <w:t>quantidade</w:t>
-      </w:r>
-      <w:r>
-        <w:rPr>
-          <w:spacing w:val="-7"/>
-          <w:sz w:val="19"/>
-        </w:rPr>
-        <w:t> </w:t>
-      </w:r>
-      <w:r>
-        <w:rPr>
-          <w:sz w:val="19"/>
-        </w:rPr>
-        <w:t>recomendada</w:t>
-      </w:r>
-      <w:r>
-        <w:rPr>
-          <w:spacing w:val="-7"/>
-          <w:sz w:val="19"/>
-        </w:rPr>
-        <w:t> </w:t>
-      </w:r>
-      <w:r>
-        <w:rPr>
-          <w:sz w:val="19"/>
-        </w:rPr>
-        <w:t>de</w:t>
-      </w:r>
-      <w:r>
-        <w:rPr>
-          <w:spacing w:val="-6"/>
-          <w:sz w:val="19"/>
-        </w:rPr>
-        <w:t> </w:t>
-      </w:r>
-      <w:r>
-        <w:rPr>
-          <w:sz w:val="19"/>
-        </w:rPr>
-        <w:t>cada</w:t>
-      </w:r>
-      <w:r>
-        <w:rPr>
-          <w:spacing w:val="-8"/>
-          <w:sz w:val="19"/>
-        </w:rPr>
-        <w:t> </w:t>
-      </w:r>
-      <w:r>
-        <w:rPr>
-          <w:sz w:val="19"/>
-        </w:rPr>
-        <w:t>produto</w:t>
-      </w:r>
-      <w:r>
-        <w:rPr>
-          <w:spacing w:val="-5"/>
-          <w:sz w:val="19"/>
-        </w:rPr>
-        <w:t> </w:t>
-      </w:r>
-      <w:r>
-        <w:rPr>
-          <w:sz w:val="19"/>
-        </w:rPr>
-        <w:t>(copos</w:t>
-      </w:r>
-      <w:r>
-        <w:rPr>
-          <w:spacing w:val="-6"/>
-          <w:sz w:val="19"/>
-        </w:rPr>
-        <w:t> </w:t>
-      </w:r>
-      <w:r>
-        <w:rPr>
-          <w:sz w:val="19"/>
-        </w:rPr>
-        <w:t>de</w:t>
-      </w:r>
-      <w:r>
-        <w:rPr>
-          <w:spacing w:val="-4"/>
-          <w:sz w:val="19"/>
-        </w:rPr>
-        <w:t> </w:t>
-      </w:r>
-      <w:r>
-        <w:rPr>
-          <w:sz w:val="19"/>
-        </w:rPr>
-        <w:t>açaí)</w:t>
-      </w:r>
-      <w:r>
-        <w:rPr>
-          <w:spacing w:val="-6"/>
-          <w:sz w:val="19"/>
-        </w:rPr>
-        <w:t> </w:t>
-      </w:r>
-      <w:r>
-        <w:rPr>
-          <w:sz w:val="19"/>
-        </w:rPr>
-        <w:t>para buscar a maior receita possível com o estoque disponível.</w:t>
+        <w:t xml:space="preserve">Calcular automaticamente a quantidade recomendada de cada produto (copos de açaí) para buscar o maior lucro estimado possível com o estoque válido disponível.</w:t>
       </w:r>
     </w:p>
     <w:p>
@@ -2129,151 +1872,7 @@
         <w:rPr>
           <w:sz w:val="19"/>
         </w:rPr>
-        <w:t>Identificar</w:t>
-      </w:r>
-      <w:r>
-        <w:rPr>
-          <w:spacing w:val="-14"/>
-          <w:sz w:val="19"/>
-        </w:rPr>
-        <w:t> </w:t>
-      </w:r>
-      <w:r>
-        <w:rPr>
-          <w:sz w:val="19"/>
-        </w:rPr>
-        <w:t>e</w:t>
-      </w:r>
-      <w:r>
-        <w:rPr>
-          <w:spacing w:val="-13"/>
-          <w:sz w:val="19"/>
-        </w:rPr>
-        <w:t> </w:t>
-      </w:r>
-      <w:r>
-        <w:rPr>
-          <w:sz w:val="19"/>
-        </w:rPr>
-        <w:t>recomendar</w:t>
-      </w:r>
-      <w:r>
-        <w:rPr>
-          <w:spacing w:val="-13"/>
-          <w:sz w:val="19"/>
-        </w:rPr>
-        <w:t> </w:t>
-      </w:r>
-      <w:r>
-        <w:rPr>
-          <w:sz w:val="19"/>
-        </w:rPr>
-        <w:t>produtos</w:t>
-      </w:r>
-      <w:r>
-        <w:rPr>
-          <w:spacing w:val="-10"/>
-          <w:sz w:val="19"/>
-        </w:rPr>
-        <w:t> </w:t>
-      </w:r>
-      <w:r>
-        <w:rPr>
-          <w:sz w:val="19"/>
-        </w:rPr>
-        <w:t>e</w:t>
-      </w:r>
-      <w:r>
-        <w:rPr>
-          <w:spacing w:val="-13"/>
-          <w:sz w:val="19"/>
-        </w:rPr>
-        <w:t> </w:t>
-      </w:r>
-      <w:r>
-        <w:rPr>
-          <w:sz w:val="19"/>
-        </w:rPr>
-        <w:t>ingredientes</w:t>
-      </w:r>
-      <w:r>
-        <w:rPr>
-          <w:spacing w:val="-9"/>
-          <w:sz w:val="19"/>
-        </w:rPr>
-        <w:t> </w:t>
-      </w:r>
-      <w:r>
-        <w:rPr>
-          <w:sz w:val="19"/>
-        </w:rPr>
-        <w:t>que</w:t>
-      </w:r>
-      <w:r>
-        <w:rPr>
-          <w:spacing w:val="-12"/>
-          <w:sz w:val="19"/>
-        </w:rPr>
-        <w:t> </w:t>
-      </w:r>
-      <w:r>
-        <w:rPr>
-          <w:sz w:val="19"/>
-        </w:rPr>
-        <w:t>precisam</w:t>
-      </w:r>
-      <w:r>
-        <w:rPr>
-          <w:spacing w:val="-10"/>
-          <w:sz w:val="19"/>
-        </w:rPr>
-        <w:t> </w:t>
-      </w:r>
-      <w:r>
-        <w:rPr>
-          <w:sz w:val="19"/>
-        </w:rPr>
-        <w:t>de</w:t>
-      </w:r>
-      <w:r>
-        <w:rPr>
-          <w:spacing w:val="-11"/>
-          <w:sz w:val="19"/>
-        </w:rPr>
-        <w:t> </w:t>
-      </w:r>
-      <w:r>
-        <w:rPr>
-          <w:sz w:val="19"/>
-        </w:rPr>
-        <w:t>atenção</w:t>
-      </w:r>
-      <w:r>
-        <w:rPr>
-          <w:spacing w:val="-9"/>
-          <w:sz w:val="19"/>
-        </w:rPr>
-        <w:t> </w:t>
-      </w:r>
-      <w:r>
-        <w:rPr>
-          <w:sz w:val="19"/>
-        </w:rPr>
-        <w:t>para</w:t>
-      </w:r>
-      <w:r>
-        <w:rPr>
-          <w:spacing w:val="-13"/>
-          <w:sz w:val="19"/>
-        </w:rPr>
-        <w:t> </w:t>
-      </w:r>
-      <w:r>
-        <w:rPr>
-          <w:spacing w:val="-2"/>
-          <w:sz w:val="19"/>
-        </w:rPr>
-        <w:t>reposição.</w:t>
+        <w:t xml:space="preserve">Identificar e recomendar produtos e ingredientes que precisam de atenção para reposição, sugerindo as quantidades de compra com base no consumo de um período e dentro de um orçamento informado.</w:t>
       </w:r>
     </w:p>
     <w:p>
@@ -4508,131 +4107,7 @@
               <w:rPr>
                 <w:sz w:val="16"/>
               </w:rPr>
-              <w:t>O</w:t>
-            </w:r>
-            <w:r>
-              <w:rPr>
-                <w:spacing w:val="-11"/>
-                <w:sz w:val="16"/>
-              </w:rPr>
-              <w:t> </w:t>
-            </w:r>
-            <w:r>
-              <w:rPr>
-                <w:sz w:val="16"/>
-              </w:rPr>
-              <w:t>sistema</w:t>
-            </w:r>
-            <w:r>
-              <w:rPr>
-                <w:spacing w:val="-10"/>
-                <w:sz w:val="16"/>
-              </w:rPr>
-              <w:t> </w:t>
-            </w:r>
-            <w:r>
-              <w:rPr>
-                <w:sz w:val="16"/>
-              </w:rPr>
-              <w:t>utilizará</w:t>
-            </w:r>
-            <w:r>
-              <w:rPr>
-                <w:spacing w:val="-10"/>
-                <w:sz w:val="16"/>
-              </w:rPr>
-              <w:t> </w:t>
-            </w:r>
-            <w:r>
-              <w:rPr>
-                <w:sz w:val="16"/>
-              </w:rPr>
-              <w:t>Programação</w:t>
-            </w:r>
-            <w:r>
-              <w:rPr>
-                <w:spacing w:val="-11"/>
-                <w:sz w:val="16"/>
-              </w:rPr>
-              <w:t> </w:t>
-            </w:r>
-            <w:r>
-              <w:rPr>
-                <w:sz w:val="16"/>
-              </w:rPr>
-              <w:t>Linear Inteira pura</w:t>
-            </w:r>
-            <w:r>
-              <w:rPr>
-                <w:spacing w:val="-9"/>
-                <w:sz w:val="16"/>
-              </w:rPr>
-              <w:t> </w:t>
-            </w:r>
-            <w:r>
-              <w:rPr>
-                <w:sz w:val="16"/>
-              </w:rPr>
-              <w:t>para</w:t>
-            </w:r>
-            <w:r>
-              <w:rPr>
-                <w:spacing w:val="-9"/>
-                <w:sz w:val="16"/>
-              </w:rPr>
-              <w:t> </w:t>
-            </w:r>
-            <w:r>
-              <w:rPr>
-                <w:sz w:val="16"/>
-              </w:rPr>
-              <w:t>calcular</w:t>
-            </w:r>
-            <w:r>
-              <w:rPr>
-                <w:spacing w:val="-8"/>
-                <w:sz w:val="16"/>
-              </w:rPr>
-              <w:t> </w:t>
-            </w:r>
-            <w:r>
-              <w:rPr>
-                <w:sz w:val="16"/>
-              </w:rPr>
-              <w:t>a</w:t>
-            </w:r>
-            <w:r>
-              <w:rPr>
-                <w:spacing w:val="-12"/>
-                <w:sz w:val="16"/>
-              </w:rPr>
-              <w:t> </w:t>
-            </w:r>
-            <w:r>
-              <w:rPr>
-                <w:sz w:val="16"/>
-              </w:rPr>
-              <w:t>quantidade</w:t>
-            </w:r>
-            <w:r>
-              <w:rPr>
-                <w:spacing w:val="-7"/>
-                <w:sz w:val="16"/>
-              </w:rPr>
-              <w:t> </w:t>
-            </w:r>
-            <w:r>
-              <w:rPr>
-                <w:sz w:val="16"/>
-              </w:rPr>
-              <w:t>recomendada de cada produto (copos de açaí), considerando o estoque de ingredientes disponível, composição dos produtos e preço de venda, buscando maximizar a </w:t>
-            </w:r>
-            <w:r>
-              <w:rPr>
-                <w:spacing w:val="-2"/>
-                <w:sz w:val="16"/>
-              </w:rPr>
-              <w:t>receita.</w:t>
+              <w:t xml:space="preserve">O sistema utilizará Programação Linear Inteira pura para calcular a quantidade recomendada de cada produto (copos de açaí), considerando o estoque válido de ingredientes, a composição dos produtos, o preço de venda e o custo dos ingredientes, buscando maximizar o lucro estimado (preço de venda menos o custo dos ingredientes; Adendo nº 1 ao Termo de Aceite).</w:t>
             </w:r>
           </w:p>
         </w:tc>
